--- a/张申桥_答辩.docx
+++ b/张申桥_答辩.docx
@@ -2,7 +2,6 @@
 <file path=word/document.xml><?xml version="1.0" encoding="utf-8"?>
 <w:document xmlns:wpc="http://schemas.microsoft.com/office/word/2010/wordprocessingCanvas" xmlns:mo="http://schemas.microsoft.com/office/mac/office/2008/main" xmlns:mc="http://schemas.openxmlformats.org/markup-compatibility/2006" xmlns:mv="urn:schemas-microsoft-com:mac:vml" xmlns:o="urn:schemas-microsoft-com:office:office" xmlns:r="http://schemas.openxmlformats.org/officeDocument/2006/relationships" xmlns:m="http://schemas.openxmlformats.org/officeDocument/2006/math" xmlns:v="urn:schemas-microsoft-com:vml" xmlns:wp14="http://schemas.microsoft.com/office/word/2010/wordprocessingDrawing" xmlns:wp="http://schemas.openxmlformats.org/drawingml/2006/wordprocessingDrawing" xmlns:w10="urn:schemas-microsoft-com:office:word" xmlns:w="http://schemas.openxmlformats.org/wordprocessingml/2006/main" xmlns:w14="http://schemas.microsoft.com/office/word/2010/wordml" xmlns:wpg="http://schemas.microsoft.com/office/word/2010/wordprocessingGroup" xmlns:wpi="http://schemas.microsoft.com/office/word/2010/wordprocessingInk" xmlns:wne="http://schemas.microsoft.com/office/word/2006/wordml" xmlns:wps="http://schemas.microsoft.com/office/word/2010/wordprocessingShape" mc:Ignorable="w14 wp14">
   <w:body>
-    <w:p/>
     <w:p/>
     <w:p/>
     <w:p/>
@@ -32,10 +31,37 @@
           <w:color w:val="505050"/>
           <w:sz w:val="40"/>
         </w:rPr>
-        <w:t>答辩陈述 - 张申桥</w:t>
+        <w:t>C++课程设计答辩</w:t>
       </w:r>
     </w:p>
     <w:p/>
+    <w:p>
+      <w:pPr>
+        <w:jc w:val="center"/>
+      </w:pPr>
+      <w:r>
+        <w:rPr>
+          <w:rFonts w:ascii="Microsoft YaHei" w:hAnsi="Microsoft YaHei" w:eastAsia="Microsoft YaHei"/>
+          <w:b/>
+          <w:sz w:val="32"/>
+        </w:rPr>
+        <w:t>答辩人：张申桥（组员）</w:t>
+      </w:r>
+    </w:p>
+    <w:p>
+      <w:pPr>
+        <w:jc w:val="center"/>
+      </w:pPr>
+      <w:r>
+        <w:rPr>
+          <w:rFonts w:ascii="Microsoft YaHei" w:hAnsi="Microsoft YaHei" w:eastAsia="Microsoft YaHei"/>
+          <w:b w:val="0"/>
+          <w:color w:val="646464"/>
+          <w:sz w:val="28"/>
+        </w:rPr>
+        <w:t>贡献度：23%</w:t>
+      </w:r>
+    </w:p>
     <w:p/>
     <w:p/>
     <w:p>
@@ -67,20 +93,9 @@
           <w:b/>
           <w:sz w:val="36"/>
         </w:rPr>
-        <w:t>张申桥（组员）- 贡献度 23%</w:t>
+        <w:t>一、基本信息</w:t>
       </w:r>
     </w:p>
-    <w:p>
-      <w:r>
-        <w:rPr>
-          <w:rFonts w:ascii="Microsoft YaHei" w:hAnsi="Microsoft YaHei" w:eastAsia="Microsoft YaHei"/>
-          <w:b/>
-          <w:sz w:val="24"/>
-        </w:rPr>
-        <w:t>负责模块：Qt图形界面 + 排课系统 + 集成测试 + 文档与资源管理</w:t>
-      </w:r>
-    </w:p>
-    <w:p/>
     <w:tbl>
       <w:tblPr>
         <w:tblStyle w:val="LightGrid-Accent1"/>
@@ -102,7 +117,289 @@
               <w:rPr>
                 <w:rFonts w:ascii="Microsoft YaHei" w:hAnsi="Microsoft YaHei" w:eastAsia="Microsoft YaHei"/>
                 <w:b/>
-                <w:sz w:val="22"/>
+                <w:sz w:val="20"/>
+              </w:rPr>
+              <w:t>项目</w:t>
+            </w:r>
+          </w:p>
+        </w:tc>
+        <w:tc>
+          <w:tcPr>
+            <w:tcW w:type="dxa" w:w="4320"/>
+          </w:tcPr>
+          <w:p>
+            <w:r>
+              <w:rPr>
+                <w:rFonts w:ascii="Microsoft YaHei" w:hAnsi="Microsoft YaHei" w:eastAsia="Microsoft YaHei"/>
+                <w:b/>
+                <w:sz w:val="20"/>
+              </w:rPr>
+              <w:t>内容</w:t>
+            </w:r>
+          </w:p>
+        </w:tc>
+      </w:tr>
+      <w:tr>
+        <w:tc>
+          <w:tcPr>
+            <w:tcW w:type="dxa" w:w="4320"/>
+          </w:tcPr>
+          <w:p>
+            <w:r>
+              <w:rPr>
+                <w:rFonts w:ascii="Microsoft YaHei" w:hAnsi="Microsoft YaHei" w:eastAsia="Microsoft YaHei"/>
+                <w:b w:val="0"/>
+                <w:sz w:val="18"/>
+              </w:rPr>
+              <w:t>姓名</w:t>
+            </w:r>
+          </w:p>
+        </w:tc>
+        <w:tc>
+          <w:tcPr>
+            <w:tcW w:type="dxa" w:w="4320"/>
+          </w:tcPr>
+          <w:p>
+            <w:r>
+              <w:rPr>
+                <w:rFonts w:ascii="Microsoft YaHei" w:hAnsi="Microsoft YaHei" w:eastAsia="Microsoft YaHei"/>
+                <w:b w:val="0"/>
+                <w:sz w:val="18"/>
+              </w:rPr>
+              <w:t>张申桥</w:t>
+            </w:r>
+          </w:p>
+        </w:tc>
+      </w:tr>
+      <w:tr>
+        <w:tc>
+          <w:tcPr>
+            <w:tcW w:type="dxa" w:w="4320"/>
+          </w:tcPr>
+          <w:p>
+            <w:r>
+              <w:rPr>
+                <w:rFonts w:ascii="Microsoft YaHei" w:hAnsi="Microsoft YaHei" w:eastAsia="Microsoft YaHei"/>
+                <w:b w:val="0"/>
+                <w:sz w:val="18"/>
+              </w:rPr>
+              <w:t>角色</w:t>
+            </w:r>
+          </w:p>
+        </w:tc>
+        <w:tc>
+          <w:tcPr>
+            <w:tcW w:type="dxa" w:w="4320"/>
+          </w:tcPr>
+          <w:p>
+            <w:r>
+              <w:rPr>
+                <w:rFonts w:ascii="Microsoft YaHei" w:hAnsi="Microsoft YaHei" w:eastAsia="Microsoft YaHei"/>
+                <w:b w:val="0"/>
+                <w:sz w:val="18"/>
+              </w:rPr>
+              <w:t>组员</w:t>
+            </w:r>
+          </w:p>
+        </w:tc>
+      </w:tr>
+      <w:tr>
+        <w:tc>
+          <w:tcPr>
+            <w:tcW w:type="dxa" w:w="4320"/>
+          </w:tcPr>
+          <w:p>
+            <w:r>
+              <w:rPr>
+                <w:rFonts w:ascii="Microsoft YaHei" w:hAnsi="Microsoft YaHei" w:eastAsia="Microsoft YaHei"/>
+                <w:b w:val="0"/>
+                <w:sz w:val="18"/>
+              </w:rPr>
+              <w:t>贡献度</w:t>
+            </w:r>
+          </w:p>
+        </w:tc>
+        <w:tc>
+          <w:tcPr>
+            <w:tcW w:type="dxa" w:w="4320"/>
+          </w:tcPr>
+          <w:p>
+            <w:r>
+              <w:rPr>
+                <w:rFonts w:ascii="Microsoft YaHei" w:hAnsi="Microsoft YaHei" w:eastAsia="Microsoft YaHei"/>
+                <w:b w:val="0"/>
+                <w:sz w:val="18"/>
+              </w:rPr>
+              <w:t>23%</w:t>
+            </w:r>
+          </w:p>
+        </w:tc>
+      </w:tr>
+      <w:tr>
+        <w:tc>
+          <w:tcPr>
+            <w:tcW w:type="dxa" w:w="4320"/>
+          </w:tcPr>
+          <w:p>
+            <w:r>
+              <w:rPr>
+                <w:rFonts w:ascii="Microsoft YaHei" w:hAnsi="Microsoft YaHei" w:eastAsia="Microsoft YaHei"/>
+                <w:b w:val="0"/>
+                <w:sz w:val="18"/>
+              </w:rPr>
+              <w:t>负责模块</w:t>
+            </w:r>
+          </w:p>
+        </w:tc>
+        <w:tc>
+          <w:tcPr>
+            <w:tcW w:type="dxa" w:w="4320"/>
+          </w:tcPr>
+          <w:p>
+            <w:r>
+              <w:rPr>
+                <w:rFonts w:ascii="Microsoft YaHei" w:hAnsi="Microsoft YaHei" w:eastAsia="Microsoft YaHei"/>
+                <w:b w:val="0"/>
+                <w:sz w:val="18"/>
+              </w:rPr>
+              <w:t>Qt图形界面开发 + 排课系统 + 系统集成测试 + 文档撰写与资源管理</w:t>
+            </w:r>
+          </w:p>
+        </w:tc>
+      </w:tr>
+      <w:tr>
+        <w:tc>
+          <w:tcPr>
+            <w:tcW w:type="dxa" w:w="4320"/>
+          </w:tcPr>
+          <w:p>
+            <w:r>
+              <w:rPr>
+                <w:rFonts w:ascii="Microsoft YaHei" w:hAnsi="Microsoft YaHei" w:eastAsia="Microsoft YaHei"/>
+                <w:b w:val="0"/>
+                <w:sz w:val="18"/>
+              </w:rPr>
+              <w:t>项目名称</w:t>
+            </w:r>
+          </w:p>
+        </w:tc>
+        <w:tc>
+          <w:tcPr>
+            <w:tcW w:type="dxa" w:w="4320"/>
+          </w:tcPr>
+          <w:p>
+            <w:r>
+              <w:rPr>
+                <w:rFonts w:ascii="Microsoft YaHei" w:hAnsi="Microsoft YaHei" w:eastAsia="Microsoft YaHei"/>
+                <w:b w:val="0"/>
+                <w:sz w:val="18"/>
+              </w:rPr>
+              <w:t>校园RPG冒险游戏</w:t>
+            </w:r>
+          </w:p>
+        </w:tc>
+      </w:tr>
+      <w:tr>
+        <w:tc>
+          <w:tcPr>
+            <w:tcW w:type="dxa" w:w="4320"/>
+          </w:tcPr>
+          <w:p>
+            <w:r>
+              <w:rPr>
+                <w:rFonts w:ascii="Microsoft YaHei" w:hAnsi="Microsoft YaHei" w:eastAsia="Microsoft YaHei"/>
+                <w:b w:val="0"/>
+                <w:sz w:val="18"/>
+              </w:rPr>
+              <w:t>技术栈</w:t>
+            </w:r>
+          </w:p>
+        </w:tc>
+        <w:tc>
+          <w:tcPr>
+            <w:tcW w:type="dxa" w:w="4320"/>
+          </w:tcPr>
+          <w:p>
+            <w:r>
+              <w:rPr>
+                <w:rFonts w:ascii="Microsoft YaHei" w:hAnsi="Microsoft YaHei" w:eastAsia="Microsoft YaHei"/>
+                <w:b w:val="0"/>
+                <w:sz w:val="18"/>
+              </w:rPr>
+              <w:t>C++17 + Qt 5.15.2 Widgets + MinGW 8.1.0</w:t>
+            </w:r>
+          </w:p>
+        </w:tc>
+      </w:tr>
+      <w:tr>
+        <w:tc>
+          <w:tcPr>
+            <w:tcW w:type="dxa" w:w="4320"/>
+          </w:tcPr>
+          <w:p>
+            <w:r>
+              <w:rPr>
+                <w:rFonts w:ascii="Microsoft YaHei" w:hAnsi="Microsoft YaHei" w:eastAsia="Microsoft YaHei"/>
+                <w:b w:val="0"/>
+                <w:sz w:val="18"/>
+              </w:rPr>
+              <w:t>代码规模</w:t>
+            </w:r>
+          </w:p>
+        </w:tc>
+        <w:tc>
+          <w:tcPr>
+            <w:tcW w:type="dxa" w:w="4320"/>
+          </w:tcPr>
+          <w:p>
+            <w:r>
+              <w:rPr>
+                <w:rFonts w:ascii="Microsoft YaHei" w:hAnsi="Microsoft YaHei" w:eastAsia="Microsoft YaHei"/>
+                <w:b w:val="0"/>
+                <w:sz w:val="18"/>
+              </w:rPr>
+              <w:t>C++约2,340行 + 72张素材 + INI存档系统</w:t>
+            </w:r>
+          </w:p>
+        </w:tc>
+      </w:tr>
+    </w:tbl>
+    <w:p/>
+    <w:p>
+      <w:pPr>
+        <w:pStyle w:val="Heading1"/>
+      </w:pPr>
+      <w:r>
+        <w:rPr>
+          <w:rFonts w:ascii="Microsoft YaHei" w:hAnsi="Microsoft YaHei" w:eastAsia="Microsoft YaHei"/>
+          <w:b/>
+          <w:sz w:val="36"/>
+        </w:rPr>
+        <w:t>二、工作内容详述</w:t>
+      </w:r>
+    </w:p>
+    <w:tbl>
+      <w:tblPr>
+        <w:tblStyle w:val="LightGrid-Accent1"/>
+        <w:tblW w:type="auto" w:w="0"/>
+        <w:jc w:val="center"/>
+        <w:tblLook w:firstColumn="1" w:firstRow="1" w:lastColumn="0" w:lastRow="0" w:noHBand="0" w:noVBand="1" w:val="04A0"/>
+      </w:tblPr>
+      <w:tblGrid>
+        <w:gridCol w:w="4320"/>
+        <w:gridCol w:w="4320"/>
+      </w:tblGrid>
+      <w:tr>
+        <w:tc>
+          <w:tcPr>
+            <w:tcW w:type="dxa" w:w="4320"/>
+          </w:tcPr>
+          <w:p>
+            <w:r>
+              <w:rPr>
+                <w:rFonts w:ascii="Microsoft YaHei" w:hAnsi="Microsoft YaHei" w:eastAsia="Microsoft YaHei"/>
+                <w:b/>
+                <w:sz w:val="20"/>
               </w:rPr>
               <w:t>工作内容</w:t>
             </w:r>
@@ -117,7 +414,7 @@
               <w:rPr>
                 <w:rFonts w:ascii="Microsoft YaHei" w:hAnsi="Microsoft YaHei" w:eastAsia="Microsoft YaHei"/>
                 <w:b/>
-                <w:sz w:val="22"/>
+                <w:sz w:val="20"/>
               </w:rPr>
               <w:t>具体产出与关键技术</w:t>
             </w:r>
@@ -134,7 +431,7 @@
               <w:rPr>
                 <w:rFonts w:ascii="Microsoft YaHei" w:hAnsi="Microsoft YaHei" w:eastAsia="Microsoft YaHei"/>
                 <w:b w:val="0"/>
-                <w:sz w:val="20"/>
+                <w:sz w:val="18"/>
               </w:rPr>
               <w:t>Qt界面开发</w:t>
             </w:r>
@@ -149,9 +446,9 @@
               <w:rPr>
                 <w:rFonts w:ascii="Microsoft YaHei" w:hAnsi="Microsoft YaHei" w:eastAsia="Microsoft YaHei"/>
                 <w:b w:val="0"/>
-                <w:sz w:val="20"/>
+                <w:sz w:val="18"/>
               </w:rPr>
-              <w:t>setupSavePage()/setupGamePage()双页面架构；7个Tab页；暗色主题CSS；updateUiScale()自适应缩放；精灵图图标显示</w:t>
+              <w:t>setupSavePage()存档首页（4个存档槽位+新建/删除按钮）；setupGamePage()游戏主页（QTabWidget+8个Tab页）；暗色主题CSS样式表（背景#1e1e2e/文字#d4d4d4/按钮#3a3a5c/选中#5a5a8c）；updateUiScale()随窗口大小自适应缩放字体和图标；QListWidget图标显示（图鉴/编队/地窟含精灵图缩略图）</w:t>
             </w:r>
           </w:p>
         </w:tc>
@@ -166,7 +463,7 @@
               <w:rPr>
                 <w:rFonts w:ascii="Microsoft YaHei" w:hAnsi="Microsoft YaHei" w:eastAsia="Microsoft YaHei"/>
                 <w:b w:val="0"/>
-                <w:sz w:val="20"/>
+                <w:sz w:val="18"/>
               </w:rPr>
               <w:t>排课系统</w:t>
             </w:r>
@@ -181,9 +478,9 @@
               <w:rPr>
                 <w:rFonts w:ascii="Microsoft YaHei" w:hAnsi="Microsoft YaHei" w:eastAsia="Microsoft YaHei"/>
                 <w:b w:val="0"/>
-                <w:sz w:val="20"/>
+                <w:sz w:val="18"/>
               </w:rPr>
-              <w:t>rebuildScheduleTable() 7天x2半天=14格课表；refreshSchedulePreview()收益实时预览；工作日9科+周末3种下拉选择</w:t>
+              <w:t>rebuildScheduleTable()7天x2半天=14格课表QTableWidget生成；日程下拉选择（工作日9科+周末3种）；refreshSchedulePreview()本周预计收益实时预览（活力消耗+金币收入计算）；actionVigorCost()/actionGoldChange()对应课程的效果公式；补习班规则（效果减半effectScale=0.5）</w:t>
             </w:r>
           </w:p>
         </w:tc>
@@ -198,7 +495,7 @@
               <w:rPr>
                 <w:rFonts w:ascii="Microsoft YaHei" w:hAnsi="Microsoft YaHei" w:eastAsia="Microsoft YaHei"/>
                 <w:b w:val="0"/>
-                <w:sz w:val="20"/>
+                <w:sz w:val="18"/>
               </w:rPr>
               <w:t>集成测试</w:t>
             </w:r>
@@ -213,9 +510,9 @@
               <w:rPr>
                 <w:rFonts w:ascii="Microsoft YaHei" w:hAnsi="Microsoft YaHei" w:eastAsia="Microsoft YaHei"/>
                 <w:b w:val="0"/>
-                <w:sz w:val="20"/>
+                <w:sz w:val="18"/>
               </w:rPr>
-              <w:t>端到端流程验证；13项测试用例覆盖全部模块</w:t>
+              <w:t>全流程端到端测试：新建角色→排课→天使商店→地窟7层→BOSS战→通关/团灭轮回；13项测试用例覆盖存档读写/6职业创建/排课消耗/商店买卖/地窟探索/战斗引擎/任务检测/异常状态/装备穿戴/编队切换/图鉴记录/轮回保留/通关判定</w:t>
             </w:r>
           </w:p>
         </w:tc>
@@ -230,7 +527,7 @@
               <w:rPr>
                 <w:rFonts w:ascii="Microsoft YaHei" w:hAnsi="Microsoft YaHei" w:eastAsia="Microsoft YaHei"/>
                 <w:b w:val="0"/>
-                <w:sz w:val="20"/>
+                <w:sz w:val="18"/>
               </w:rPr>
               <w:t>文档与资源</w:t>
             </w:r>
@@ -245,9 +542,9 @@
               <w:rPr>
                 <w:rFonts w:ascii="Microsoft YaHei" w:hAnsi="Microsoft YaHei" w:eastAsia="Microsoft YaHei"/>
                 <w:b w:val="0"/>
-                <w:sz w:val="20"/>
+                <w:sz w:val="18"/>
               </w:rPr>
-              <w:t>README.md项目文档；检查点报告；72张AI素材整理；免安装启动包制作</w:t>
+              <w:t>README.md完整项目文档（功能列表/编译指南/OOP特性/STL容器说明）；检查点一/二/三课程设计报告；AI生成72张素材整理与规范命名；免安装启动包（EXE+DLL+platforms+saves）；答辩Word文档和分工文档</w:t>
             </w:r>
           </w:p>
         </w:tc>
@@ -256,15 +553,40 @@
     <w:p/>
     <w:p>
       <w:pPr>
-        <w:pStyle w:val="Heading2"/>
+        <w:pStyle w:val="Heading1"/>
       </w:pPr>
       <w:r>
         <w:rPr>
           <w:rFonts w:ascii="Microsoft YaHei" w:hAnsi="Microsoft YaHei" w:eastAsia="Microsoft YaHei"/>
           <w:b/>
-          <w:sz w:val="30"/>
+          <w:sz w:val="36"/>
         </w:rPr>
-        <w:t>技术亮点</w:t>
+        <w:t>三、答辩发言稿</w:t>
+      </w:r>
+    </w:p>
+    <w:p>
+      <w:r>
+        <w:rPr>
+          <w:rFonts w:ascii="Microsoft YaHei" w:hAnsi="Microsoft YaHei" w:eastAsia="Microsoft YaHei"/>
+          <w:b w:val="0"/>
+          <w:color w:val="787878"/>
+          <w:sz w:val="20"/>
+        </w:rPr>
+        <w:t>（以下为建议发言内容，可根据实际情况调整，预计用时3-5分钟）</w:t>
+      </w:r>
+    </w:p>
+    <w:p/>
+    <w:p>
+      <w:pPr>
+        <w:ind w:firstLine="397"/>
+      </w:pPr>
+      <w:r>
+        <w:rPr>
+          <w:rFonts w:ascii="Microsoft YaHei" w:hAnsi="Microsoft YaHei" w:eastAsia="Microsoft YaHei"/>
+          <w:b w:val="0"/>
+          <w:sz w:val="24"/>
+        </w:rPr>
+        <w:t>各位老师好，我是张申桥，负责整个项目的Qt图形界面开发、排课系统、集成测试和文档资源管理。</w:t>
       </w:r>
     </w:p>
     <w:p>
@@ -277,7 +599,7 @@
           <w:b w:val="0"/>
           <w:sz w:val="24"/>
         </w:rPr>
-        <w:t xml:space="preserve">  - Qt GUI的7个Tab架构与后台逻辑模块的对应关系</w:t>
+        <w:t>首先展示Qt界面架构。我采用QStackedWidget实现双页面切换——首页是存档选择页，有4个存档槽位，显示角色名或"空白存档"；点击进入后是游戏主页面，使用QTabWidget包含8个标签页：轮回总览、排课、角色编队、背包、任务、天使商店、地窟/恶魔商店和轮回游记。</w:t>
       </w:r>
     </w:p>
     <w:p>
@@ -290,7 +612,7 @@
           <w:b w:val="0"/>
           <w:sz w:val="24"/>
         </w:rPr>
-        <w:t xml:space="preserve">  - 排课系统14格课表实时计算的设计思路</w:t>
+        <w:t>界面的视觉设计我选择了暗色主题，背景色#1e1e2e，文字#d4d4d4，按钮#3a3a5c带悬停高亮。所有字体通过updateUiScale()随窗口大小自适应缩放——以基准尺寸1280x820为参考，按比例调整所有控件的字体大小，保证在不同分辨率下都有良好的阅读体验。</w:t>
       </w:r>
     </w:p>
     <w:p>
@@ -303,21 +625,7 @@
           <w:b w:val="0"/>
           <w:sz w:val="24"/>
         </w:rPr>
-        <w:t xml:space="preserve">  - 72张AI素材的生产管线和规范化命名</w:t>
-      </w:r>
-    </w:p>
-    <w:p/>
-    <w:p>
-      <w:pPr>
-        <w:pStyle w:val="Heading2"/>
-      </w:pPr>
-      <w:r>
-        <w:rPr>
-          <w:rFonts w:ascii="Microsoft YaHei" w:hAnsi="Microsoft YaHei" w:eastAsia="Microsoft YaHei"/>
-          <w:b/>
-          <w:sz w:val="30"/>
-        </w:rPr>
-        <w:t>答辩准备建议</w:t>
+        <w:t>一个重要的UI创新是在图鉴和编队页面加入了精灵图图标显示。通过QListWidget的setIcon方法，将assets/sprites目录下的PNG精灵图加载为64-136像素的缩略图，让玩家在文字信息之外能直观看到角色和敌人的形象。</w:t>
       </w:r>
     </w:p>
     <w:p>
@@ -330,7 +638,7 @@
           <w:b w:val="0"/>
           <w:sz w:val="24"/>
         </w:rPr>
-        <w:t xml:space="preserve">  - 截取7个Tab页面截图展示Qt界面效果</w:t>
+        <w:t>排课系统是这个项目特有的功能模块。我用QTableWidget生成了7天x2半天的14格课表，每个格子是QComboBox下拉选择框。工作日可选择9种课程（专业课/大物课/高数课等），周末只允许不上课/打工/补习班三种。选择后实时显示本周预计盈利和剩余活力，帮助学生玩家做出最优的排课决策。</w:t>
       </w:r>
     </w:p>
     <w:p>
@@ -343,7 +651,7 @@
           <w:b w:val="0"/>
           <w:sz w:val="24"/>
         </w:rPr>
-        <w:t xml:space="preserve">  - 演示排课系统14格课表和实时预览的计算逻辑</w:t>
+        <w:t>测试方面，我做了13项端到端测试用例，覆盖了从新建角色到通关的完整游戏流程。每个模块都单独验证：存档能否正常创建和恢复、6个职业的属性是否按设计赋值、商店买卖是否正确扣款和发放物品、地窟房间是否正确生成、战斗伤害计算是否准确等等。</w:t>
       </w:r>
     </w:p>
     <w:p>
@@ -356,7 +664,7 @@
           <w:b w:val="0"/>
           <w:sz w:val="24"/>
         </w:rPr>
-        <w:t xml:space="preserve">  - 展示免安装启动包的完整运行流程</w:t>
+        <w:t>最后是资源管理。我和组员们用AI绘画工具生成了72张高质量游戏素材，包括14张场景背景、29张角色精灵、23张敌人模型和6张角色概念图。所有素材统一规范命名并放入assets目录，还制作了免安装启动包——下载整个仓库后双击CampusRPG_GUI.exe即可直接运行，不需要安装任何Qt开发环境。</w:t>
       </w:r>
     </w:p>
     <w:p>
@@ -369,9 +677,201 @@
           <w:b w:val="0"/>
           <w:sz w:val="24"/>
         </w:rPr>
-        <w:t xml:space="preserve">  - 说明AI素材生成流程和命名规范</w:t>
+        <w:t>以上就是我的答辩内容，谢谢各位老师。</w:t>
       </w:r>
     </w:p>
+    <w:p>
+      <w:r>
+        <w:br w:type="page"/>
+      </w:r>
+    </w:p>
+    <w:p>
+      <w:pPr>
+        <w:pStyle w:val="Heading1"/>
+      </w:pPr>
+      <w:r>
+        <w:rPr>
+          <w:rFonts w:ascii="Microsoft YaHei" w:hAnsi="Microsoft YaHei" w:eastAsia="Microsoft YaHei"/>
+          <w:b/>
+          <w:sz w:val="36"/>
+        </w:rPr>
+        <w:t>四、答辩可能提问及建议回答</w:t>
+      </w:r>
+    </w:p>
+    <w:p>
+      <w:r>
+        <w:rPr>
+          <w:rFonts w:ascii="Microsoft YaHei" w:hAnsi="Microsoft YaHei" w:eastAsia="Microsoft YaHei"/>
+          <w:b w:val="0"/>
+          <w:color w:val="787878"/>
+          <w:sz w:val="20"/>
+        </w:rPr>
+        <w:t>（以下为常见技术问题及建议回答思路，仅供参考）</w:t>
+      </w:r>
+    </w:p>
+    <w:p/>
+    <w:p>
+      <w:pPr>
+        <w:pStyle w:val="Heading3"/>
+      </w:pPr>
+      <w:r>
+        <w:rPr>
+          <w:rFonts w:ascii="Microsoft YaHei" w:hAnsi="Microsoft YaHei" w:eastAsia="Microsoft YaHei"/>
+          <w:b/>
+          <w:sz w:val="26"/>
+        </w:rPr>
+        <w:t>Q1：为什么选择暗色主题？</w:t>
+      </w:r>
+    </w:p>
+    <w:p>
+      <w:pPr>
+        <w:ind w:firstLine="397"/>
+      </w:pPr>
+      <w:r>
+        <w:rPr>
+          <w:rFonts w:ascii="Microsoft YaHei" w:hAnsi="Microsoft YaHei" w:eastAsia="Microsoft YaHei"/>
+          <w:b w:val="0"/>
+          <w:sz w:val="24"/>
+        </w:rPr>
+        <w:t>建议回答：暗色主题有三个优势：第一，游戏类应用使用暗色背景可以营造沉浸感和氛围感，契合RPG冒险的主题调性；第二，暗色背景上文字对比度更高，长时间游戏不易视觉疲劳；第三，暗色主题在近年UI设计中是主流趋势，体现了一定的设计审美。</w:t>
+      </w:r>
+    </w:p>
+    <w:p/>
+    <w:p>
+      <w:pPr>
+        <w:pStyle w:val="Heading3"/>
+      </w:pPr>
+      <w:r>
+        <w:rPr>
+          <w:rFonts w:ascii="Microsoft YaHei" w:hAnsi="Microsoft YaHei" w:eastAsia="Microsoft YaHei"/>
+          <w:b/>
+          <w:sz w:val="26"/>
+        </w:rPr>
+        <w:t>Q2：字体自适应缩放是如何实现的？</w:t>
+      </w:r>
+    </w:p>
+    <w:p>
+      <w:pPr>
+        <w:ind w:firstLine="397"/>
+      </w:pPr>
+      <w:r>
+        <w:rPr>
+          <w:rFonts w:ascii="Microsoft YaHei" w:hAnsi="Microsoft YaHei" w:eastAsia="Microsoft YaHei"/>
+          <w:b w:val="0"/>
+          <w:sz w:val="24"/>
+        </w:rPr>
+        <w:t>建议回答：updateUiScale()获取当前窗口尺寸，与基准尺寸1280x820比较，计算缩放比例scale=min(width/1280, height/820)。然后用scale乘以基础字号得到实际字号。所有QLabel、QPushButton、QListWidget、QTableWidget等控件的字体都按这个比例调整，保证不同分辨率下比例协调。</w:t>
+      </w:r>
+    </w:p>
+    <w:p/>
+    <w:p>
+      <w:pPr>
+        <w:pStyle w:val="Heading3"/>
+      </w:pPr>
+      <w:r>
+        <w:rPr>
+          <w:rFonts w:ascii="Microsoft YaHei" w:hAnsi="Microsoft YaHei" w:eastAsia="Microsoft YaHei"/>
+          <w:b/>
+          <w:sz w:val="26"/>
+        </w:rPr>
+        <w:t>Q3：排课系统中补习班的'效果减半'是什么意思？</w:t>
+      </w:r>
+    </w:p>
+    <w:p>
+      <w:pPr>
+        <w:ind w:firstLine="397"/>
+      </w:pPr>
+      <w:r>
+        <w:rPr>
+          <w:rFonts w:ascii="Microsoft YaHei" w:hAnsi="Microsoft YaHei" w:eastAsia="Microsoft YaHei"/>
+          <w:b w:val="0"/>
+          <w:sz w:val="24"/>
+        </w:rPr>
+        <w:t>建议回答：补习班允许学生在周末安排额外的课程学习。但既然是补习而非正式课程，效果只有正常的一半——即effectScale=0.5。比如专业课正常提供+2物攻+2防御的成长，补习班只提供+1物攻+1防御。这样设计是为了平衡，防止学生光靠补习班就快速提升属性而失去排课策略性。</w:t>
+      </w:r>
+    </w:p>
+    <w:p/>
+    <w:p>
+      <w:pPr>
+        <w:pStyle w:val="Heading3"/>
+      </w:pPr>
+      <w:r>
+        <w:rPr>
+          <w:rFonts w:ascii="Microsoft YaHei" w:hAnsi="Microsoft YaHei" w:eastAsia="Microsoft YaHei"/>
+          <w:b/>
+          <w:sz w:val="26"/>
+        </w:rPr>
+        <w:t>Q4：72张素材是怎么生成的？</w:t>
+      </w:r>
+    </w:p>
+    <w:p>
+      <w:pPr>
+        <w:ind w:firstLine="397"/>
+      </w:pPr>
+      <w:r>
+        <w:rPr>
+          <w:rFonts w:ascii="Microsoft YaHei" w:hAnsi="Microsoft YaHei" w:eastAsia="Microsoft YaHei"/>
+          <w:b w:val="0"/>
+          <w:sz w:val="24"/>
+        </w:rPr>
+        <w:t>建议回答：我们使用AI绘画工具，通过精心设计的prompt（提示词）生成统一风格的校园题材角色和场景。比如生成冰法师时描述'冰魔法师，校园风，动漫风格，蓝色调衣袍，手持法杖，透明背景'。场景图用对应的校园场景描述词。所有素材经过筛选和裁剪后统一编号命名放入assets目录。</w:t>
+      </w:r>
+    </w:p>
+    <w:p/>
+    <w:p>
+      <w:pPr>
+        <w:pStyle w:val="Heading3"/>
+      </w:pPr>
+      <w:r>
+        <w:rPr>
+          <w:rFonts w:ascii="Microsoft YaHei" w:hAnsi="Microsoft YaHei" w:eastAsia="Microsoft YaHei"/>
+          <w:b/>
+          <w:sz w:val="26"/>
+        </w:rPr>
+        <w:t>Q5：集成测试中最难发现的Bug是什么？</w:t>
+      </w:r>
+    </w:p>
+    <w:p>
+      <w:pPr>
+        <w:ind w:firstLine="397"/>
+      </w:pPr>
+      <w:r>
+        <w:rPr>
+          <w:rFonts w:ascii="Microsoft YaHei" w:hAnsi="Microsoft YaHei" w:eastAsia="Microsoft YaHei"/>
+          <w:b w:val="0"/>
+          <w:sz w:val="24"/>
+        </w:rPr>
+        <w:t>建议回答：最隐蔽的Bug是'轮回保留属性但装备丢失'的问题。团灭轮回后角色的经验等级和基础属性应该保留，但装备应该清空。最初版本中deserializeCharacters读取存档时，装备数据也被错误保留了。通过单独追踪equipment字段的序列化逻辑，在轮回重置时显式调用equipment.clear()解决了这个问题。</w:t>
+      </w:r>
+    </w:p>
+    <w:p/>
+    <w:p>
+      <w:pPr>
+        <w:pStyle w:val="Heading3"/>
+      </w:pPr>
+      <w:r>
+        <w:rPr>
+          <w:rFonts w:ascii="Microsoft YaHei" w:hAnsi="Microsoft YaHei" w:eastAsia="Microsoft YaHei"/>
+          <w:b/>
+          <w:sz w:val="26"/>
+        </w:rPr>
+        <w:t>Q6：如果窗口缩小到很小字体看不清怎么办？</w:t>
+      </w:r>
+    </w:p>
+    <w:p>
+      <w:pPr>
+        <w:ind w:firstLine="397"/>
+      </w:pPr>
+      <w:r>
+        <w:rPr>
+          <w:rFonts w:ascii="Microsoft YaHei" w:hAnsi="Microsoft YaHei" w:eastAsia="Microsoft YaHei"/>
+          <w:b w:val="0"/>
+          <w:sz w:val="24"/>
+        </w:rPr>
+        <w:t>建议回答：updateUiScale()中设置了最小缩放比例0.6，保证字体不会小于基准的60%。同时QTabWidget和QScrollArea会自动出现滚动条，用户可以用滚轮查看被遮挡的内容。实际使用中1280x820的基准尺寸已经覆盖了大多数笔记本和台式机屏幕。</w:t>
+      </w:r>
+    </w:p>
+    <w:p/>
     <w:sectPr>
       <w:pgSz w:w="12240" w:h="15840"/>
       <w:pgMar w:top="1440" w:right="1800" w:bottom="1440" w:left="1800" w:header="720" w:footer="720" w:gutter="0"/>

--- a/张申桥_答辩.docx
+++ b/张申桥_答辩.docx
@@ -553,6 +553,306 @@
     <w:p/>
     <w:p>
       <w:pPr>
+        <w:pStyle w:val="Heading2"/>
+      </w:pPr>
+      <w:r>
+        <w:rPr>
+          <w:rFonts w:ascii="Microsoft YaHei" w:hAnsi="Microsoft YaHei" w:eastAsia="Microsoft YaHei"/>
+          <w:b/>
+          <w:sz w:val="30"/>
+        </w:rPr>
+        <w:t>场景建模与UI界面展示</w:t>
+      </w:r>
+    </w:p>
+    <w:p>
+      <w:r>
+        <w:rPr>
+          <w:rFonts w:ascii="Microsoft YaHei" w:hAnsi="Microsoft YaHei" w:eastAsia="Microsoft YaHei"/>
+          <w:b w:val="0"/>
+          <w:color w:val="646464"/>
+          <w:sz w:val="20"/>
+        </w:rPr>
+        <w:t>以下为负责模块相关的7个校园场景设计模型（AI生成概念图）</w:t>
+      </w:r>
+    </w:p>
+    <w:p/>
+    <w:p>
+      <w:pPr>
+        <w:jc w:val="center"/>
+      </w:pPr>
+      <w:r>
+        <w:drawing>
+          <wp:inline xmlns:a="http://schemas.openxmlformats.org/drawingml/2006/main" xmlns:pic="http://schemas.openxmlformats.org/drawingml/2006/picture">
+            <wp:extent cx="1463040" cy="763524"/>
+            <wp:docPr id="1" name="Picture 1"/>
+            <wp:cNvGraphicFramePr>
+              <a:graphicFrameLocks noChangeAspect="1"/>
+            </wp:cNvGraphicFramePr>
+            <a:graphic>
+              <a:graphicData uri="http://schemas.openxmlformats.org/drawingml/2006/picture">
+                <pic:pic>
+                  <pic:nvPicPr>
+                    <pic:cNvPr id="0" name="体育器材室.jpg"/>
+                    <pic:cNvPicPr/>
+                  </pic:nvPicPr>
+                  <pic:blipFill>
+                    <a:blip r:embed="rId9"/>
+                    <a:stretch>
+                      <a:fillRect/>
+                    </a:stretch>
+                  </pic:blipFill>
+                  <pic:spPr>
+                    <a:xfrm>
+                      <a:off x="0" y="0"/>
+                      <a:ext cx="1463040" cy="763524"/>
+                    </a:xfrm>
+                    <a:prstGeom prst="rect"/>
+                  </pic:spPr>
+                </pic:pic>
+              </a:graphicData>
+            </a:graphic>
+          </wp:inline>
+        </w:drawing>
+      </w:r>
+      <w:r>
+        <w:t xml:space="preserve">  </w:t>
+      </w:r>
+      <w:r>
+        <w:drawing>
+          <wp:inline xmlns:a="http://schemas.openxmlformats.org/drawingml/2006/main" xmlns:pic="http://schemas.openxmlformats.org/drawingml/2006/picture">
+            <wp:extent cx="1463040" cy="758952"/>
+            <wp:docPr id="2" name="Picture 2"/>
+            <wp:cNvGraphicFramePr>
+              <a:graphicFrameLocks noChangeAspect="1"/>
+            </wp:cNvGraphicFramePr>
+            <a:graphic>
+              <a:graphicData uri="http://schemas.openxmlformats.org/drawingml/2006/picture">
+                <pic:pic>
+                  <pic:nvPicPr>
+                    <pic:cNvPr id="0" name="室内体育馆.jpg"/>
+                    <pic:cNvPicPr/>
+                  </pic:nvPicPr>
+                  <pic:blipFill>
+                    <a:blip r:embed="rId10"/>
+                    <a:stretch>
+                      <a:fillRect/>
+                    </a:stretch>
+                  </pic:blipFill>
+                  <pic:spPr>
+                    <a:xfrm>
+                      <a:off x="0" y="0"/>
+                      <a:ext cx="1463040" cy="758952"/>
+                    </a:xfrm>
+                    <a:prstGeom prst="rect"/>
+                  </pic:spPr>
+                </pic:pic>
+              </a:graphicData>
+            </a:graphic>
+          </wp:inline>
+        </w:drawing>
+      </w:r>
+      <w:r>
+        <w:t xml:space="preserve">  </w:t>
+      </w:r>
+      <w:r>
+        <w:drawing>
+          <wp:inline xmlns:a="http://schemas.openxmlformats.org/drawingml/2006/main" xmlns:pic="http://schemas.openxmlformats.org/drawingml/2006/picture">
+            <wp:extent cx="1463040" cy="752094"/>
+            <wp:docPr id="3" name="Picture 3"/>
+            <wp:cNvGraphicFramePr>
+              <a:graphicFrameLocks noChangeAspect="1"/>
+            </wp:cNvGraphicFramePr>
+            <a:graphic>
+              <a:graphicData uri="http://schemas.openxmlformats.org/drawingml/2006/picture">
+                <pic:pic>
+                  <pic:nvPicPr>
+                    <pic:cNvPr id="0" name="废弃教室.jpg"/>
+                    <pic:cNvPicPr/>
+                  </pic:nvPicPr>
+                  <pic:blipFill>
+                    <a:blip r:embed="rId11"/>
+                    <a:stretch>
+                      <a:fillRect/>
+                    </a:stretch>
+                  </pic:blipFill>
+                  <pic:spPr>
+                    <a:xfrm>
+                      <a:off x="0" y="0"/>
+                      <a:ext cx="1463040" cy="752094"/>
+                    </a:xfrm>
+                    <a:prstGeom prst="rect"/>
+                  </pic:spPr>
+                </pic:pic>
+              </a:graphicData>
+            </a:graphic>
+          </wp:inline>
+        </w:drawing>
+      </w:r>
+      <w:r>
+        <w:t xml:space="preserve">  </w:t>
+      </w:r>
+    </w:p>
+    <w:p>
+      <w:pPr>
+        <w:jc w:val="center"/>
+      </w:pPr>
+      <w:r>
+        <w:drawing>
+          <wp:inline xmlns:a="http://schemas.openxmlformats.org/drawingml/2006/main" xmlns:pic="http://schemas.openxmlformats.org/drawingml/2006/picture">
+            <wp:extent cx="1463040" cy="758852"/>
+            <wp:docPr id="4" name="Picture 4"/>
+            <wp:cNvGraphicFramePr>
+              <a:graphicFrameLocks noChangeAspect="1"/>
+            </wp:cNvGraphicFramePr>
+            <a:graphic>
+              <a:graphicData uri="http://schemas.openxmlformats.org/drawingml/2006/picture">
+                <pic:pic>
+                  <pic:nvPicPr>
+                    <pic:cNvPr id="0" name="教学楼教室黄昏.jpg"/>
+                    <pic:cNvPicPr/>
+                  </pic:nvPicPr>
+                  <pic:blipFill>
+                    <a:blip r:embed="rId12"/>
+                    <a:stretch>
+                      <a:fillRect/>
+                    </a:stretch>
+                  </pic:blipFill>
+                  <pic:spPr>
+                    <a:xfrm>
+                      <a:off x="0" y="0"/>
+                      <a:ext cx="1463040" cy="758852"/>
+                    </a:xfrm>
+                    <a:prstGeom prst="rect"/>
+                  </pic:spPr>
+                </pic:pic>
+              </a:graphicData>
+            </a:graphic>
+          </wp:inline>
+        </w:drawing>
+      </w:r>
+      <w:r>
+        <w:t xml:space="preserve">  </w:t>
+      </w:r>
+      <w:r>
+        <w:drawing>
+          <wp:inline xmlns:a="http://schemas.openxmlformats.org/drawingml/2006/main" xmlns:pic="http://schemas.openxmlformats.org/drawingml/2006/picture">
+            <wp:extent cx="1463040" cy="762381"/>
+            <wp:docPr id="5" name="Picture 5"/>
+            <wp:cNvGraphicFramePr>
+              <a:graphicFrameLocks noChangeAspect="1"/>
+            </wp:cNvGraphicFramePr>
+            <a:graphic>
+              <a:graphicData uri="http://schemas.openxmlformats.org/drawingml/2006/picture">
+                <pic:pic>
+                  <pic:nvPicPr>
+                    <pic:cNvPr id="0" name="校园图书馆.jpg"/>
+                    <pic:cNvPicPr/>
+                  </pic:nvPicPr>
+                  <pic:blipFill>
+                    <a:blip r:embed="rId13"/>
+                    <a:stretch>
+                      <a:fillRect/>
+                    </a:stretch>
+                  </pic:blipFill>
+                  <pic:spPr>
+                    <a:xfrm>
+                      <a:off x="0" y="0"/>
+                      <a:ext cx="1463040" cy="762381"/>
+                    </a:xfrm>
+                    <a:prstGeom prst="rect"/>
+                  </pic:spPr>
+                </pic:pic>
+              </a:graphicData>
+            </a:graphic>
+          </wp:inline>
+        </w:drawing>
+      </w:r>
+      <w:r>
+        <w:t xml:space="preserve">  </w:t>
+      </w:r>
+      <w:r>
+        <w:drawing>
+          <wp:inline xmlns:a="http://schemas.openxmlformats.org/drawingml/2006/main" xmlns:pic="http://schemas.openxmlformats.org/drawingml/2006/picture">
+            <wp:extent cx="1463040" cy="756666"/>
+            <wp:docPr id="6" name="Picture 6"/>
+            <wp:cNvGraphicFramePr>
+              <a:graphicFrameLocks noChangeAspect="1"/>
+            </wp:cNvGraphicFramePr>
+            <a:graphic>
+              <a:graphicData uri="http://schemas.openxmlformats.org/drawingml/2006/picture">
+                <pic:pic>
+                  <pic:nvPicPr>
+                    <pic:cNvPr id="0" name="校园操场黄昏.jpg"/>
+                    <pic:cNvPicPr/>
+                  </pic:nvPicPr>
+                  <pic:blipFill>
+                    <a:blip r:embed="rId14"/>
+                    <a:stretch>
+                      <a:fillRect/>
+                    </a:stretch>
+                  </pic:blipFill>
+                  <pic:spPr>
+                    <a:xfrm>
+                      <a:off x="0" y="0"/>
+                      <a:ext cx="1463040" cy="756666"/>
+                    </a:xfrm>
+                    <a:prstGeom prst="rect"/>
+                  </pic:spPr>
+                </pic:pic>
+              </a:graphicData>
+            </a:graphic>
+          </wp:inline>
+        </w:drawing>
+      </w:r>
+      <w:r>
+        <w:t xml:space="preserve">  </w:t>
+      </w:r>
+    </w:p>
+    <w:p>
+      <w:pPr>
+        <w:jc w:val="center"/>
+      </w:pPr>
+      <w:r>
+        <w:drawing>
+          <wp:inline xmlns:a="http://schemas.openxmlformats.org/drawingml/2006/main" xmlns:pic="http://schemas.openxmlformats.org/drawingml/2006/picture">
+            <wp:extent cx="1463040" cy="745990"/>
+            <wp:docPr id="7" name="Picture 7"/>
+            <wp:cNvGraphicFramePr>
+              <a:graphicFrameLocks noChangeAspect="1"/>
+            </wp:cNvGraphicFramePr>
+            <a:graphic>
+              <a:graphicData uri="http://schemas.openxmlformats.org/drawingml/2006/picture">
+                <pic:pic>
+                  <pic:nvPicPr>
+                    <pic:cNvPr id="0" name="校园教学楼走廊.jpg"/>
+                    <pic:cNvPicPr/>
+                  </pic:nvPicPr>
+                  <pic:blipFill>
+                    <a:blip r:embed="rId15"/>
+                    <a:stretch>
+                      <a:fillRect/>
+                    </a:stretch>
+                  </pic:blipFill>
+                  <pic:spPr>
+                    <a:xfrm>
+                      <a:off x="0" y="0"/>
+                      <a:ext cx="1463040" cy="745990"/>
+                    </a:xfrm>
+                    <a:prstGeom prst="rect"/>
+                  </pic:spPr>
+                </pic:pic>
+              </a:graphicData>
+            </a:graphic>
+          </wp:inline>
+        </w:drawing>
+      </w:r>
+      <w:r>
+        <w:t xml:space="preserve">  </w:t>
+      </w:r>
+    </w:p>
+    <w:p/>
+    <w:p>
+      <w:pPr>
         <w:pStyle w:val="Heading1"/>
       </w:pPr>
       <w:r>
